--- a/en/wisdom-stories/remarkable-lesson.docx
+++ b/en/wisdom-stories/remarkable-lesson.docx
@@ -66,7 +66,7 @@
         <w:rPr>
           <w:lang/>
         </w:rPr>
-        <w:t>Akshamsaddin was troubled by the prince’s behaviour. At first, he hesitated to complain to the sultan, but eventually he gathered his courage, requested an audience, and explained the situation.</w:t>
+        <w:t xml:space="preserve">Akshamsaddin was troubled by the prince’s behavior. At first, he hesitated to complain to the sultan, but eventually he gathered his courage, requested an audience, and explained the situation.</w:t>
       </w:r>
     </w:p>
     <w:p>
@@ -183,7 +183,7 @@
         <w:rPr>
           <w:lang/>
         </w:rPr>
-        <w:t>The sultan lowered his head, apologised, and stepped outside.</w:t>
+        <w:t xml:space="preserve">The sultan lowered his head, apologized, and stepped outside.</w:t>
       </w:r>
     </w:p>
     <w:p>
@@ -209,7 +209,7 @@
         <w:rPr>
           <w:lang/>
         </w:rPr>
-        <w:t>A little later, there was a knock at the door. This time, Murad asked permission to enter and apologised again.</w:t>
+        <w:t xml:space="preserve">A little later, there was a knock at the door. This time, Murad asked permission to enter and apologized again.</w:t>
       </w:r>
     </w:p>
     <w:p>
@@ -222,7 +222,7 @@
         <w:rPr>
           <w:lang/>
         </w:rPr>
-        <w:t>According to the tale, the prince’s behaviour changed from that day on. Without a lengthy lecture, his father had shown him that being the sultan’s son did not give him the right to treat others disrespectfully.</w:t>
+        <w:t xml:space="preserve">According to the tale, the prince’s behavior changed from that day on. Without a lengthy lecture, his father had shown him that being the sultan’s son did not give him the right to treat others disrespectfully.</w:t>
       </w:r>
     </w:p>
     <w:p>
